--- a/docs/Business_Note.docx
+++ b/docs/Business_Note.docx
@@ -33,7 +33,7 @@
         <w:spacing w:after="140"/>
       </w:pPr>
       <w:r>
-        <w:t xml:space="preserve">Auto-accept a plate read only when every character clears a 0.70 confidence threshold; route anything less confident to a human for review before billing. Pair this policy with a classifier trained on data that matches the real input: printed plate characters, not handwriting. That match matters more than raw model sophistication -- see below.</w:t>
+        <w:t>This project tested two classifiers -- an MLP trained on synthetic printed characters and a CNN trained on real handwritten EMNIST data -- through the same segmentation-and-routing pipeline, to compare how each performs on the same printed-plate task, not to select a winner for deployment. Neither model has been validated against real plate photos at scale, so this is a proof of concept, not a deployment recommendation. The numbers below show what the routing policy (auto-accept above a 0.70 confidence threshold, route below it to a human) would cost under each model's tested performance, to inform that decision once more testing is done.</w:t>
       </w:r>
     </w:p>
     <w:p>
@@ -258,7 +258,7 @@
         <w:spacing w:after="60"/>
       </w:pPr>
       <w:r>
-        <w:t xml:space="preserve">The routing policy itself is sound and does what it's designed to do -- when paired with a classifier whose confidence is trustworthy.</w:t>
+        <w:t>The routing policy design (confidence-threshold routing) is sound in principle, but it is only as reliable as the classifier's confidence -- and that has not yet been proven trustworthy under real-world conditions.</w:t>
       </w:r>
     </w:p>
     <w:p>
@@ -271,7 +271,7 @@
         <w:spacing w:after="60"/>
       </w:pPr>
       <w:r>
-        <w:t xml:space="preserve">The MLP's near-zero cost estimate is real but not yet proven at scale; it needs validation against real plate photos before it's treated as a guarantee.</w:t>
+        <w:t>Both the MLP's near-zero cost estimate and the CNN's $13,700-$20,200/day exposure are illustrative, not guarantees. Next steps before any deployment decision: retrain on more representative data, calibrate confidence so it reflects real correctness, and validate against real plate photos at scale.</w:t>
       </w:r>
     </w:p>
     <w:p>
